--- a/Course/7 Weekly Plan - Homework and Consolidation (Year 12)/Week 06 (05 Oct) - Review week - 1.2.1 BIOS, drivers, VMs/1 Homework 2.1.2 (typeable).docx
+++ b/Course/7 Weekly Plan - Homework and Consolidation (Year 12)/Week 06 (05 Oct) - Review week - 1.2.1 BIOS, drivers, VMs/1 Homework 2.1.2 (typeable).docx
@@ -118,30 +118,32 @@
         <w:t>(AO2)</w:t>
       </w:r>
     </w:p>
-    <w:p>
-      <w:pPr>
-        <w:spacing w:before="260"/>
-        <w:pBdr>
-          <w:bottom w:val="single" w:sz="4" w:space="1" w:color="AAB4C0"/>
-        </w:pBdr>
-      </w:pPr>
-    </w:p>
-    <w:p>
-      <w:pPr>
-        <w:spacing w:before="260"/>
-        <w:pBdr>
-          <w:bottom w:val="single" w:sz="4" w:space="1" w:color="AAB4C0"/>
-        </w:pBdr>
-      </w:pPr>
-    </w:p>
-    <w:p>
-      <w:pPr>
-        <w:spacing w:before="260"/>
-        <w:pBdr>
-          <w:bottom w:val="single" w:sz="4" w:space="1" w:color="AAB4C0"/>
-        </w:pBdr>
-      </w:pPr>
-    </w:p>
+    <w:tbl>
+      <w:tblPr>
+        <w:tblStyle w:val="TableGrid"/>
+        <w:tblW w:type="auto" w:w="0"/>
+        <w:tblLook w:firstColumn="1" w:firstRow="1" w:lastColumn="0" w:lastRow="0" w:noHBand="0" w:noVBand="1" w:val="04A0"/>
+      </w:tblPr>
+      <w:tblGrid>
+        <w:gridCol w:w="8640"/>
+      </w:tblGrid>
+      <w:tr>
+        <w:trPr>
+          <w:trHeight w:val="1020" w:hRule="atLeast"/>
+        </w:trPr>
+        <w:tc>
+          <w:tcPr>
+            <w:tcW w:type="dxa" w:w="8640"/>
+          </w:tcPr>
+          <w:p>
+            <w:pPr>
+              <w:spacing w:before="40"/>
+            </w:pPr>
+          </w:p>
+        </w:tc>
+      </w:tr>
+    </w:tbl>
+    <w:p/>
     <w:p>
       <w:pPr>
         <w:pBdr>
@@ -186,22 +188,32 @@
         <w:t>(AO2)</w:t>
       </w:r>
     </w:p>
-    <w:p>
-      <w:pPr>
-        <w:spacing w:before="260"/>
-        <w:pBdr>
-          <w:bottom w:val="single" w:sz="4" w:space="1" w:color="AAB4C0"/>
-        </w:pBdr>
-      </w:pPr>
-    </w:p>
-    <w:p>
-      <w:pPr>
-        <w:spacing w:before="260"/>
-        <w:pBdr>
-          <w:bottom w:val="single" w:sz="4" w:space="1" w:color="AAB4C0"/>
-        </w:pBdr>
-      </w:pPr>
-    </w:p>
+    <w:tbl>
+      <w:tblPr>
+        <w:tblStyle w:val="TableGrid"/>
+        <w:tblW w:type="auto" w:w="0"/>
+        <w:tblLook w:firstColumn="1" w:firstRow="1" w:lastColumn="0" w:lastRow="0" w:noHBand="0" w:noVBand="1" w:val="04A0"/>
+      </w:tblPr>
+      <w:tblGrid>
+        <w:gridCol w:w="8640"/>
+      </w:tblGrid>
+      <w:tr>
+        <w:trPr>
+          <w:trHeight w:val="680" w:hRule="atLeast"/>
+        </w:trPr>
+        <w:tc>
+          <w:tcPr>
+            <w:tcW w:type="dxa" w:w="8640"/>
+          </w:tcPr>
+          <w:p>
+            <w:pPr>
+              <w:spacing w:before="40"/>
+            </w:pPr>
+          </w:p>
+        </w:tc>
+      </w:tr>
+    </w:tbl>
+    <w:p/>
     <w:p>
       <w:pPr>
         <w:pBdr>
@@ -269,30 +281,32 @@
         <w:t>(AO2)</w:t>
       </w:r>
     </w:p>
-    <w:p>
-      <w:pPr>
-        <w:spacing w:before="260"/>
-        <w:pBdr>
-          <w:bottom w:val="single" w:sz="4" w:space="1" w:color="AAB4C0"/>
-        </w:pBdr>
-      </w:pPr>
-    </w:p>
-    <w:p>
-      <w:pPr>
-        <w:spacing w:before="260"/>
-        <w:pBdr>
-          <w:bottom w:val="single" w:sz="4" w:space="1" w:color="AAB4C0"/>
-        </w:pBdr>
-      </w:pPr>
-    </w:p>
-    <w:p>
-      <w:pPr>
-        <w:spacing w:before="260"/>
-        <w:pBdr>
-          <w:bottom w:val="single" w:sz="4" w:space="1" w:color="AAB4C0"/>
-        </w:pBdr>
-      </w:pPr>
-    </w:p>
+    <w:tbl>
+      <w:tblPr>
+        <w:tblStyle w:val="TableGrid"/>
+        <w:tblW w:type="auto" w:w="0"/>
+        <w:tblLook w:firstColumn="1" w:firstRow="1" w:lastColumn="0" w:lastRow="0" w:noHBand="0" w:noVBand="1" w:val="04A0"/>
+      </w:tblPr>
+      <w:tblGrid>
+        <w:gridCol w:w="8640"/>
+      </w:tblGrid>
+      <w:tr>
+        <w:trPr>
+          <w:trHeight w:val="1020" w:hRule="atLeast"/>
+        </w:trPr>
+        <w:tc>
+          <w:tcPr>
+            <w:tcW w:type="dxa" w:w="8640"/>
+          </w:tcPr>
+          <w:p>
+            <w:pPr>
+              <w:spacing w:before="40"/>
+            </w:pPr>
+          </w:p>
+        </w:tc>
+      </w:tr>
+    </w:tbl>
+    <w:p/>
     <w:p>
       <w:pPr>
         <w:pBdr>
@@ -381,30 +395,32 @@
         <w:t>(AO2)</w:t>
       </w:r>
     </w:p>
-    <w:p>
-      <w:pPr>
-        <w:spacing w:before="260"/>
-        <w:pBdr>
-          <w:bottom w:val="single" w:sz="4" w:space="1" w:color="AAB4C0"/>
-        </w:pBdr>
-      </w:pPr>
-    </w:p>
-    <w:p>
-      <w:pPr>
-        <w:spacing w:before="260"/>
-        <w:pBdr>
-          <w:bottom w:val="single" w:sz="4" w:space="1" w:color="AAB4C0"/>
-        </w:pBdr>
-      </w:pPr>
-    </w:p>
-    <w:p>
-      <w:pPr>
-        <w:spacing w:before="260"/>
-        <w:pBdr>
-          <w:bottom w:val="single" w:sz="4" w:space="1" w:color="AAB4C0"/>
-        </w:pBdr>
-      </w:pPr>
-    </w:p>
+    <w:tbl>
+      <w:tblPr>
+        <w:tblStyle w:val="TableGrid"/>
+        <w:tblW w:type="auto" w:w="0"/>
+        <w:tblLook w:firstColumn="1" w:firstRow="1" w:lastColumn="0" w:lastRow="0" w:noHBand="0" w:noVBand="1" w:val="04A0"/>
+      </w:tblPr>
+      <w:tblGrid>
+        <w:gridCol w:w="8640"/>
+      </w:tblGrid>
+      <w:tr>
+        <w:trPr>
+          <w:trHeight w:val="1020" w:hRule="atLeast"/>
+        </w:trPr>
+        <w:tc>
+          <w:tcPr>
+            <w:tcW w:type="dxa" w:w="8640"/>
+          </w:tcPr>
+          <w:p>
+            <w:pPr>
+              <w:spacing w:before="40"/>
+            </w:pPr>
+          </w:p>
+        </w:tc>
+      </w:tr>
+    </w:tbl>
+    <w:p/>
     <w:p>
       <w:pPr>
         <w:pBdr>
@@ -463,30 +479,32 @@
         <w:t>(AO2)</w:t>
       </w:r>
     </w:p>
-    <w:p>
-      <w:pPr>
-        <w:spacing w:before="260"/>
-        <w:pBdr>
-          <w:bottom w:val="single" w:sz="4" w:space="1" w:color="AAB4C0"/>
-        </w:pBdr>
-      </w:pPr>
-    </w:p>
-    <w:p>
-      <w:pPr>
-        <w:spacing w:before="260"/>
-        <w:pBdr>
-          <w:bottom w:val="single" w:sz="4" w:space="1" w:color="AAB4C0"/>
-        </w:pBdr>
-      </w:pPr>
-    </w:p>
-    <w:p>
-      <w:pPr>
-        <w:spacing w:before="260"/>
-        <w:pBdr>
-          <w:bottom w:val="single" w:sz="4" w:space="1" w:color="AAB4C0"/>
-        </w:pBdr>
-      </w:pPr>
-    </w:p>
+    <w:tbl>
+      <w:tblPr>
+        <w:tblStyle w:val="TableGrid"/>
+        <w:tblW w:type="auto" w:w="0"/>
+        <w:tblLook w:firstColumn="1" w:firstRow="1" w:lastColumn="0" w:lastRow="0" w:noHBand="0" w:noVBand="1" w:val="04A0"/>
+      </w:tblPr>
+      <w:tblGrid>
+        <w:gridCol w:w="8640"/>
+      </w:tblGrid>
+      <w:tr>
+        <w:trPr>
+          <w:trHeight w:val="1020" w:hRule="atLeast"/>
+        </w:trPr>
+        <w:tc>
+          <w:tcPr>
+            <w:tcW w:type="dxa" w:w="8640"/>
+          </w:tcPr>
+          <w:p>
+            <w:pPr>
+              <w:spacing w:before="40"/>
+            </w:pPr>
+          </w:p>
+        </w:tc>
+      </w:tr>
+    </w:tbl>
+    <w:p/>
     <w:p>
       <w:pPr>
         <w:pBdr>
@@ -566,30 +584,32 @@
         <w:t>(AO2)</w:t>
       </w:r>
     </w:p>
-    <w:p>
-      <w:pPr>
-        <w:spacing w:before="260"/>
-        <w:pBdr>
-          <w:bottom w:val="single" w:sz="4" w:space="1" w:color="AAB4C0"/>
-        </w:pBdr>
-      </w:pPr>
-    </w:p>
-    <w:p>
-      <w:pPr>
-        <w:spacing w:before="260"/>
-        <w:pBdr>
-          <w:bottom w:val="single" w:sz="4" w:space="1" w:color="AAB4C0"/>
-        </w:pBdr>
-      </w:pPr>
-    </w:p>
-    <w:p>
-      <w:pPr>
-        <w:spacing w:before="260"/>
-        <w:pBdr>
-          <w:bottom w:val="single" w:sz="4" w:space="1" w:color="AAB4C0"/>
-        </w:pBdr>
-      </w:pPr>
-    </w:p>
+    <w:tbl>
+      <w:tblPr>
+        <w:tblStyle w:val="TableGrid"/>
+        <w:tblW w:type="auto" w:w="0"/>
+        <w:tblLook w:firstColumn="1" w:firstRow="1" w:lastColumn="0" w:lastRow="0" w:noHBand="0" w:noVBand="1" w:val="04A0"/>
+      </w:tblPr>
+      <w:tblGrid>
+        <w:gridCol w:w="8640"/>
+      </w:tblGrid>
+      <w:tr>
+        <w:trPr>
+          <w:trHeight w:val="1020" w:hRule="atLeast"/>
+        </w:trPr>
+        <w:tc>
+          <w:tcPr>
+            <w:tcW w:type="dxa" w:w="8640"/>
+          </w:tcPr>
+          <w:p>
+            <w:pPr>
+              <w:spacing w:before="40"/>
+            </w:pPr>
+          </w:p>
+        </w:tc>
+      </w:tr>
+    </w:tbl>
+    <w:p/>
     <w:p>
       <w:pPr>
         <w:pBdr>
@@ -711,38 +731,32 @@
         <w:t>(AO2)</w:t>
       </w:r>
     </w:p>
-    <w:p>
-      <w:pPr>
-        <w:spacing w:before="260"/>
-        <w:pBdr>
-          <w:bottom w:val="single" w:sz="4" w:space="1" w:color="AAB4C0"/>
-        </w:pBdr>
-      </w:pPr>
-    </w:p>
-    <w:p>
-      <w:pPr>
-        <w:spacing w:before="260"/>
-        <w:pBdr>
-          <w:bottom w:val="single" w:sz="4" w:space="1" w:color="AAB4C0"/>
-        </w:pBdr>
-      </w:pPr>
-    </w:p>
-    <w:p>
-      <w:pPr>
-        <w:spacing w:before="260"/>
-        <w:pBdr>
-          <w:bottom w:val="single" w:sz="4" w:space="1" w:color="AAB4C0"/>
-        </w:pBdr>
-      </w:pPr>
-    </w:p>
-    <w:p>
-      <w:pPr>
-        <w:spacing w:before="260"/>
-        <w:pBdr>
-          <w:bottom w:val="single" w:sz="4" w:space="1" w:color="AAB4C0"/>
-        </w:pBdr>
-      </w:pPr>
-    </w:p>
+    <w:tbl>
+      <w:tblPr>
+        <w:tblStyle w:val="TableGrid"/>
+        <w:tblW w:type="auto" w:w="0"/>
+        <w:tblLook w:firstColumn="1" w:firstRow="1" w:lastColumn="0" w:lastRow="0" w:noHBand="0" w:noVBand="1" w:val="04A0"/>
+      </w:tblPr>
+      <w:tblGrid>
+        <w:gridCol w:w="8640"/>
+      </w:tblGrid>
+      <w:tr>
+        <w:trPr>
+          <w:trHeight w:val="1360" w:hRule="atLeast"/>
+        </w:trPr>
+        <w:tc>
+          <w:tcPr>
+            <w:tcW w:type="dxa" w:w="8640"/>
+          </w:tcPr>
+          <w:p>
+            <w:pPr>
+              <w:spacing w:before="40"/>
+            </w:pPr>
+          </w:p>
+        </w:tc>
+      </w:tr>
+    </w:tbl>
+    <w:p/>
     <w:p>
       <w:pPr>
         <w:pBdr>
@@ -890,30 +904,32 @@
         <w:t>(AO2)</w:t>
       </w:r>
     </w:p>
-    <w:p>
-      <w:pPr>
-        <w:spacing w:before="260"/>
-        <w:pBdr>
-          <w:bottom w:val="single" w:sz="4" w:space="1" w:color="AAB4C0"/>
-        </w:pBdr>
-      </w:pPr>
-    </w:p>
-    <w:p>
-      <w:pPr>
-        <w:spacing w:before="260"/>
-        <w:pBdr>
-          <w:bottom w:val="single" w:sz="4" w:space="1" w:color="AAB4C0"/>
-        </w:pBdr>
-      </w:pPr>
-    </w:p>
-    <w:p>
-      <w:pPr>
-        <w:spacing w:before="260"/>
-        <w:pBdr>
-          <w:bottom w:val="single" w:sz="4" w:space="1" w:color="AAB4C0"/>
-        </w:pBdr>
-      </w:pPr>
-    </w:p>
+    <w:tbl>
+      <w:tblPr>
+        <w:tblStyle w:val="TableGrid"/>
+        <w:tblW w:type="auto" w:w="0"/>
+        <w:tblLook w:firstColumn="1" w:firstRow="1" w:lastColumn="0" w:lastRow="0" w:noHBand="0" w:noVBand="1" w:val="04A0"/>
+      </w:tblPr>
+      <w:tblGrid>
+        <w:gridCol w:w="8640"/>
+      </w:tblGrid>
+      <w:tr>
+        <w:trPr>
+          <w:trHeight w:val="1020" w:hRule="atLeast"/>
+        </w:trPr>
+        <w:tc>
+          <w:tcPr>
+            <w:tcW w:type="dxa" w:w="8640"/>
+          </w:tcPr>
+          <w:p>
+            <w:pPr>
+              <w:spacing w:before="40"/>
+            </w:pPr>
+          </w:p>
+        </w:tc>
+      </w:tr>
+    </w:tbl>
+    <w:p/>
     <w:p>
       <w:pPr>
         <w:pBdr>
@@ -993,30 +1009,32 @@
         <w:t>(AO1)</w:t>
       </w:r>
     </w:p>
-    <w:p>
-      <w:pPr>
-        <w:spacing w:before="260"/>
-        <w:pBdr>
-          <w:bottom w:val="single" w:sz="4" w:space="1" w:color="AAB4C0"/>
-        </w:pBdr>
-      </w:pPr>
-    </w:p>
-    <w:p>
-      <w:pPr>
-        <w:spacing w:before="260"/>
-        <w:pBdr>
-          <w:bottom w:val="single" w:sz="4" w:space="1" w:color="AAB4C0"/>
-        </w:pBdr>
-      </w:pPr>
-    </w:p>
-    <w:p>
-      <w:pPr>
-        <w:spacing w:before="260"/>
-        <w:pBdr>
-          <w:bottom w:val="single" w:sz="4" w:space="1" w:color="AAB4C0"/>
-        </w:pBdr>
-      </w:pPr>
-    </w:p>
+    <w:tbl>
+      <w:tblPr>
+        <w:tblStyle w:val="TableGrid"/>
+        <w:tblW w:type="auto" w:w="0"/>
+        <w:tblLook w:firstColumn="1" w:firstRow="1" w:lastColumn="0" w:lastRow="0" w:noHBand="0" w:noVBand="1" w:val="04A0"/>
+      </w:tblPr>
+      <w:tblGrid>
+        <w:gridCol w:w="8640"/>
+      </w:tblGrid>
+      <w:tr>
+        <w:trPr>
+          <w:trHeight w:val="1020" w:hRule="atLeast"/>
+        </w:trPr>
+        <w:tc>
+          <w:tcPr>
+            <w:tcW w:type="dxa" w:w="8640"/>
+          </w:tcPr>
+          <w:p>
+            <w:pPr>
+              <w:spacing w:before="40"/>
+            </w:pPr>
+          </w:p>
+        </w:tc>
+      </w:tr>
+    </w:tbl>
+    <w:p/>
     <w:p>
       <w:pPr>
         <w:pBdr>
@@ -1110,30 +1128,32 @@
         <w:t>(AO1)</w:t>
       </w:r>
     </w:p>
-    <w:p>
-      <w:pPr>
-        <w:spacing w:before="260"/>
-        <w:pBdr>
-          <w:bottom w:val="single" w:sz="4" w:space="1" w:color="AAB4C0"/>
-        </w:pBdr>
-      </w:pPr>
-    </w:p>
-    <w:p>
-      <w:pPr>
-        <w:spacing w:before="260"/>
-        <w:pBdr>
-          <w:bottom w:val="single" w:sz="4" w:space="1" w:color="AAB4C0"/>
-        </w:pBdr>
-      </w:pPr>
-    </w:p>
-    <w:p>
-      <w:pPr>
-        <w:spacing w:before="260"/>
-        <w:pBdr>
-          <w:bottom w:val="single" w:sz="4" w:space="1" w:color="AAB4C0"/>
-        </w:pBdr>
-      </w:pPr>
-    </w:p>
+    <w:tbl>
+      <w:tblPr>
+        <w:tblStyle w:val="TableGrid"/>
+        <w:tblW w:type="auto" w:w="0"/>
+        <w:tblLook w:firstColumn="1" w:firstRow="1" w:lastColumn="0" w:lastRow="0" w:noHBand="0" w:noVBand="1" w:val="04A0"/>
+      </w:tblPr>
+      <w:tblGrid>
+        <w:gridCol w:w="8640"/>
+      </w:tblGrid>
+      <w:tr>
+        <w:trPr>
+          <w:trHeight w:val="1020" w:hRule="atLeast"/>
+        </w:trPr>
+        <w:tc>
+          <w:tcPr>
+            <w:tcW w:type="dxa" w:w="8640"/>
+          </w:tcPr>
+          <w:p>
+            <w:pPr>
+              <w:spacing w:before="40"/>
+            </w:pPr>
+          </w:p>
+        </w:tc>
+      </w:tr>
+    </w:tbl>
+    <w:p/>
     <w:p>
       <w:pPr>
         <w:pBdr>

--- a/Course/7 Weekly Plan - Homework and Consolidation (Year 12)/Week 06 (05 Oct) - Review week - 1.2.1 BIOS, drivers, VMs/1 Homework 2.1.2 (typeable).docx
+++ b/Course/7 Weekly Plan - Homework and Consolidation (Year 12)/Week 06 (05 Oct) - Review week - 1.2.1 BIOS, drivers, VMs/1 Homework 2.1.2 (typeable).docx
@@ -532,7 +532,7 @@
           <w:b w:val="0"/>
           <w:i w:val="0"/>
         </w:rPr>
-        <w:t xml:space="preserve"> A games studio is building three different games that each need a feature to load and save the player's progress to a file. Explain </w:t>
+        <w:t xml:space="preserve"> A games studio is building three different games that each need a feature to load and save the player's progress to a file. Give </w:t>
       </w:r>
       <w:r>
         <w:rPr>

--- a/Course/7 Weekly Plan - Homework and Consolidation (Year 12)/Week 06 (05 Oct) - Review week - 1.2.1 BIOS, drivers, VMs/1 Homework 2.1.2 (typeable).docx
+++ b/Course/7 Weekly Plan - Homework and Consolidation (Year 12)/Week 06 (05 Oct) - Review week - 1.2.1 BIOS, drivers, VMs/1 Homework 2.1.2 (typeable).docx
@@ -57,7 +57,594 @@
           <w:b w:val="0"/>
           <w:i w:val="0"/>
         </w:rPr>
-        <w:t xml:space="preserve"> A library system has a routine that issues a book to a member.</w:t>
+        <w:t xml:space="preserve"> A library system has one routine that </w:t>
+      </w:r>
+      <w:r>
+        <w:rPr>
+          <w:b/>
+          <w:i w:val="0"/>
+        </w:rPr>
+        <w:t>issues</w:t>
+      </w:r>
+      <w:r>
+        <w:rPr>
+          <w:b w:val="0"/>
+          <w:i w:val="0"/>
+        </w:rPr>
+        <w:t xml:space="preserve"> a book to a member and another that marks a book as </w:t>
+      </w:r>
+      <w:r>
+        <w:rPr>
+          <w:b/>
+          <w:i w:val="0"/>
+        </w:rPr>
+        <w:t>returned</w:t>
+      </w:r>
+      <w:r>
+        <w:rPr>
+          <w:b w:val="0"/>
+          <w:i w:val="0"/>
+        </w:rPr>
+        <w:t xml:space="preserve">. Complete the table: classify each item as an </w:t>
+      </w:r>
+      <w:r>
+        <w:rPr>
+          <w:b/>
+          <w:i w:val="0"/>
+        </w:rPr>
+        <w:t>Input</w:t>
+      </w:r>
+      <w:r>
+        <w:rPr>
+          <w:b w:val="0"/>
+          <w:i w:val="0"/>
+        </w:rPr>
+        <w:t xml:space="preserve">, an </w:t>
+      </w:r>
+      <w:r>
+        <w:rPr>
+          <w:b/>
+          <w:i w:val="0"/>
+        </w:rPr>
+        <w:t>Output</w:t>
+      </w:r>
+      <w:r>
+        <w:rPr>
+          <w:b w:val="0"/>
+          <w:i w:val="0"/>
+        </w:rPr>
+        <w:t xml:space="preserve"> or a </w:t>
+      </w:r>
+      <w:r>
+        <w:rPr>
+          <w:b/>
+          <w:i w:val="0"/>
+        </w:rPr>
+        <w:t>Precondition</w:t>
+      </w:r>
+      <w:r>
+        <w:rPr>
+          <w:b w:val="0"/>
+          <w:i w:val="0"/>
+        </w:rPr>
+        <w:t xml:space="preserve"> of the routine named. </w:t>
+      </w:r>
+      <w:r>
+        <w:rPr>
+          <w:b/>
+          <w:i w:val="0"/>
+        </w:rPr>
+        <w:t>[3]</w:t>
+      </w:r>
+      <w:r>
+        <w:rPr>
+          <w:b w:val="0"/>
+          <w:i w:val="0"/>
+        </w:rPr>
+        <w:t xml:space="preserve"> </w:t>
+      </w:r>
+      <w:r>
+        <w:rPr>
+          <w:b w:val="0"/>
+          <w:i/>
+        </w:rPr>
+        <w:t>(AO2)</w:t>
+      </w:r>
+    </w:p>
+    <w:tbl>
+      <w:tblPr>
+        <w:tblStyle w:val="TableGrid"/>
+        <w:tblW w:type="auto" w:w="0"/>
+        <w:tblLook w:firstColumn="1" w:firstRow="1" w:lastColumn="0" w:lastRow="0" w:noHBand="0" w:noVBand="1" w:val="04A0"/>
+      </w:tblPr>
+      <w:tblGrid>
+        <w:gridCol w:w="4320"/>
+        <w:gridCol w:w="4320"/>
+      </w:tblGrid>
+      <w:tr>
+        <w:tc>
+          <w:tcPr>
+            <w:tcW w:type="dxa" w:w="4320"/>
+            <w:shd w:fill="D9E2F3"/>
+          </w:tcPr>
+          <w:p>
+            <w:r>
+              <w:rPr>
+                <w:b/>
+              </w:rPr>
+            </w:r>
+            <w:r>
+              <w:rPr>
+                <w:b/>
+                <w:i w:val="0"/>
+              </w:rPr>
+              <w:t>Item</w:t>
+            </w:r>
+          </w:p>
+        </w:tc>
+        <w:tc>
+          <w:tcPr>
+            <w:tcW w:type="dxa" w:w="4320"/>
+            <w:shd w:fill="D9E2F3"/>
+          </w:tcPr>
+          <w:p>
+            <w:r>
+              <w:rPr>
+                <w:b/>
+              </w:rPr>
+            </w:r>
+            <w:r>
+              <w:rPr>
+                <w:b/>
+                <w:i w:val="0"/>
+              </w:rPr>
+              <w:t>Input / Output / Precondition</w:t>
+            </w:r>
+          </w:p>
+        </w:tc>
+      </w:tr>
+      <w:tr>
+        <w:tc>
+          <w:tcPr>
+            <w:tcW w:type="dxa" w:w="4320"/>
+          </w:tcPr>
+          <w:p>
+            <w:r/>
+            <w:r>
+              <w:rPr>
+                <w:b w:val="0"/>
+                <w:i w:val="0"/>
+              </w:rPr>
+              <w:t>The member's ID scanned at the desk (issue routine)</w:t>
+            </w:r>
+          </w:p>
+        </w:tc>
+        <w:tc>
+          <w:tcPr>
+            <w:tcW w:type="dxa" w:w="4320"/>
+          </w:tcPr>
+          <w:p>
+            <w:r/>
+          </w:p>
+        </w:tc>
+      </w:tr>
+      <w:tr>
+        <w:tc>
+          <w:tcPr>
+            <w:tcW w:type="dxa" w:w="4320"/>
+          </w:tcPr>
+          <w:p>
+            <w:r/>
+            <w:r>
+              <w:rPr>
+                <w:b w:val="0"/>
+                <w:i w:val="0"/>
+              </w:rPr>
+              <w:t>The updated loan record written to the database (issue routine)</w:t>
+            </w:r>
+          </w:p>
+        </w:tc>
+        <w:tc>
+          <w:tcPr>
+            <w:tcW w:type="dxa" w:w="4320"/>
+          </w:tcPr>
+          <w:p>
+            <w:r/>
+          </w:p>
+        </w:tc>
+      </w:tr>
+      <w:tr>
+        <w:tc>
+          <w:tcPr>
+            <w:tcW w:type="dxa" w:w="4320"/>
+          </w:tcPr>
+          <w:p>
+            <w:r/>
+            <w:r>
+              <w:rPr>
+                <w:b w:val="0"/>
+                <w:i w:val="0"/>
+              </w:rPr>
+              <w:t>"The member has no unpaid fines" (issue routine)</w:t>
+            </w:r>
+          </w:p>
+        </w:tc>
+        <w:tc>
+          <w:tcPr>
+            <w:tcW w:type="dxa" w:w="4320"/>
+          </w:tcPr>
+          <w:p>
+            <w:r/>
+          </w:p>
+        </w:tc>
+      </w:tr>
+      <w:tr>
+        <w:tc>
+          <w:tcPr>
+            <w:tcW w:type="dxa" w:w="4320"/>
+          </w:tcPr>
+          <w:p>
+            <w:r/>
+            <w:r>
+              <w:rPr>
+                <w:b w:val="0"/>
+                <w:i w:val="0"/>
+              </w:rPr>
+              <w:t>The book's barcode scanned at the desk (issue routine)</w:t>
+            </w:r>
+          </w:p>
+        </w:tc>
+        <w:tc>
+          <w:tcPr>
+            <w:tcW w:type="dxa" w:w="4320"/>
+          </w:tcPr>
+          <w:p>
+            <w:r/>
+          </w:p>
+        </w:tc>
+      </w:tr>
+      <w:tr>
+        <w:tc>
+          <w:tcPr>
+            <w:tcW w:type="dxa" w:w="4320"/>
+          </w:tcPr>
+          <w:p>
+            <w:r/>
+            <w:r>
+              <w:rPr>
+                <w:b w:val="0"/>
+                <w:i w:val="0"/>
+              </w:rPr>
+              <w:t>The printed receipt showing the due date (issue routine)</w:t>
+            </w:r>
+          </w:p>
+        </w:tc>
+        <w:tc>
+          <w:tcPr>
+            <w:tcW w:type="dxa" w:w="4320"/>
+          </w:tcPr>
+          <w:p>
+            <w:r/>
+          </w:p>
+        </w:tc>
+      </w:tr>
+      <w:tr>
+        <w:tc>
+          <w:tcPr>
+            <w:tcW w:type="dxa" w:w="4320"/>
+          </w:tcPr>
+          <w:p>
+            <w:r/>
+            <w:r>
+              <w:rPr>
+                <w:b w:val="0"/>
+                <w:i w:val="0"/>
+              </w:rPr>
+              <w:t>"The book is currently on loan to this member" (return routine)</w:t>
+            </w:r>
+          </w:p>
+        </w:tc>
+        <w:tc>
+          <w:tcPr>
+            <w:tcW w:type="dxa" w:w="4320"/>
+          </w:tcPr>
+          <w:p>
+            <w:r/>
+          </w:p>
+        </w:tc>
+      </w:tr>
+    </w:tbl>
+    <w:p/>
+    <w:p>
+      <w:r>
+        <w:rPr>
+          <w:b/>
+          <w:i w:val="0"/>
+        </w:rPr>
+        <w:t>2.</w:t>
+      </w:r>
+      <w:r>
+        <w:rPr>
+          <w:b w:val="0"/>
+          <w:i w:val="0"/>
+        </w:rPr>
+        <w:t xml:space="preserve"> A train-times website </w:t>
+      </w:r>
+      <w:r>
+        <w:rPr>
+          <w:b/>
+          <w:i w:val="0"/>
+        </w:rPr>
+        <w:t>caches</w:t>
+      </w:r>
+      <w:r>
+        <w:rPr>
+          <w:b w:val="0"/>
+          <w:i w:val="0"/>
+        </w:rPr>
+        <w:t xml:space="preserve"> the popular "London → Manchester" timetable. The jumbled steps below describe how the cache serves two users. Number them </w:t>
+      </w:r>
+      <w:r>
+        <w:rPr>
+          <w:b/>
+          <w:i w:val="0"/>
+        </w:rPr>
+        <w:t>1–6</w:t>
+      </w:r>
+      <w:r>
+        <w:rPr>
+          <w:b w:val="0"/>
+          <w:i w:val="0"/>
+        </w:rPr>
+        <w:t xml:space="preserve"> in the correct order. </w:t>
+      </w:r>
+      <w:r>
+        <w:rPr>
+          <w:b/>
+          <w:i w:val="0"/>
+        </w:rPr>
+        <w:t>[2]</w:t>
+      </w:r>
+      <w:r>
+        <w:rPr>
+          <w:b w:val="0"/>
+          <w:i w:val="0"/>
+        </w:rPr>
+        <w:t xml:space="preserve"> </w:t>
+      </w:r>
+      <w:r>
+        <w:rPr>
+          <w:b w:val="0"/>
+          <w:i/>
+        </w:rPr>
+        <w:t>(AO2)</w:t>
+      </w:r>
+    </w:p>
+    <w:tbl>
+      <w:tblPr>
+        <w:tblStyle w:val="TableGrid"/>
+        <w:tblW w:type="auto" w:w="0"/>
+        <w:tblLook w:firstColumn="1" w:firstRow="1" w:lastColumn="0" w:lastRow="0" w:noHBand="0" w:noVBand="1" w:val="04A0"/>
+      </w:tblPr>
+      <w:tblGrid>
+        <w:gridCol w:w="4320"/>
+        <w:gridCol w:w="4320"/>
+      </w:tblGrid>
+      <w:tr>
+        <w:tc>
+          <w:tcPr>
+            <w:tcW w:type="dxa" w:w="4320"/>
+            <w:shd w:fill="D9E2F3"/>
+          </w:tcPr>
+          <w:p>
+            <w:r>
+              <w:rPr>
+                <w:b/>
+              </w:rPr>
+            </w:r>
+            <w:r>
+              <w:rPr>
+                <w:b/>
+                <w:i w:val="0"/>
+              </w:rPr>
+              <w:t>Step</w:t>
+            </w:r>
+          </w:p>
+        </w:tc>
+        <w:tc>
+          <w:tcPr>
+            <w:tcW w:type="dxa" w:w="4320"/>
+            <w:shd w:fill="D9E2F3"/>
+          </w:tcPr>
+          <w:p>
+            <w:r>
+              <w:rPr>
+                <w:b/>
+              </w:rPr>
+            </w:r>
+            <w:r>
+              <w:rPr>
+                <w:b/>
+                <w:i w:val="0"/>
+              </w:rPr>
+              <w:t>Order (1–6)</w:t>
+            </w:r>
+          </w:p>
+        </w:tc>
+      </w:tr>
+      <w:tr>
+        <w:tc>
+          <w:tcPr>
+            <w:tcW w:type="dxa" w:w="4320"/>
+          </w:tcPr>
+          <w:p>
+            <w:r/>
+            <w:r>
+              <w:rPr>
+                <w:b w:val="0"/>
+                <w:i w:val="0"/>
+              </w:rPr>
+              <w:t>The computed timetable is stored in the cache.</w:t>
+            </w:r>
+          </w:p>
+        </w:tc>
+        <w:tc>
+          <w:tcPr>
+            <w:tcW w:type="dxa" w:w="4320"/>
+          </w:tcPr>
+          <w:p>
+            <w:r/>
+          </w:p>
+        </w:tc>
+      </w:tr>
+      <w:tr>
+        <w:tc>
+          <w:tcPr>
+            <w:tcW w:type="dxa" w:w="4320"/>
+          </w:tcPr>
+          <w:p>
+            <w:r/>
+            <w:r>
+              <w:rPr>
+                <w:b w:val="0"/>
+                <w:i w:val="0"/>
+              </w:rPr>
+              <w:t>A user requests the London → Manchester timetable.</w:t>
+            </w:r>
+          </w:p>
+        </w:tc>
+        <w:tc>
+          <w:tcPr>
+            <w:tcW w:type="dxa" w:w="4320"/>
+          </w:tcPr>
+          <w:p>
+            <w:r/>
+          </w:p>
+        </w:tc>
+      </w:tr>
+      <w:tr>
+        <w:tc>
+          <w:tcPr>
+            <w:tcW w:type="dxa" w:w="4320"/>
+          </w:tcPr>
+          <w:p>
+            <w:r/>
+            <w:r>
+              <w:rPr>
+                <w:b w:val="0"/>
+                <w:i w:val="0"/>
+              </w:rPr>
+              <w:t>The system checks the cache — the timetable is not there (a cache miss).</w:t>
+            </w:r>
+          </w:p>
+        </w:tc>
+        <w:tc>
+          <w:tcPr>
+            <w:tcW w:type="dxa" w:w="4320"/>
+          </w:tcPr>
+          <w:p>
+            <w:r/>
+          </w:p>
+        </w:tc>
+      </w:tr>
+      <w:tr>
+        <w:tc>
+          <w:tcPr>
+            <w:tcW w:type="dxa" w:w="4320"/>
+          </w:tcPr>
+          <w:p>
+            <w:r/>
+            <w:r>
+              <w:rPr>
+                <w:b w:val="0"/>
+                <w:i w:val="0"/>
+              </w:rPr>
+              <w:t>A second user requests the same timetable and is served the stored copy straight from the cache.</w:t>
+            </w:r>
+          </w:p>
+        </w:tc>
+        <w:tc>
+          <w:tcPr>
+            <w:tcW w:type="dxa" w:w="4320"/>
+          </w:tcPr>
+          <w:p>
+            <w:r/>
+          </w:p>
+        </w:tc>
+      </w:tr>
+      <w:tr>
+        <w:tc>
+          <w:tcPr>
+            <w:tcW w:type="dxa" w:w="4320"/>
+          </w:tcPr>
+          <w:p>
+            <w:r/>
+            <w:r>
+              <w:rPr>
+                <w:b w:val="0"/>
+                <w:i w:val="0"/>
+              </w:rPr>
+              <w:t>The timetable is computed by querying the live database.</w:t>
+            </w:r>
+          </w:p>
+        </w:tc>
+        <w:tc>
+          <w:tcPr>
+            <w:tcW w:type="dxa" w:w="4320"/>
+          </w:tcPr>
+          <w:p>
+            <w:r/>
+          </w:p>
+        </w:tc>
+      </w:tr>
+      <w:tr>
+        <w:tc>
+          <w:tcPr>
+            <w:tcW w:type="dxa" w:w="4320"/>
+          </w:tcPr>
+          <w:p>
+            <w:r/>
+            <w:r>
+              <w:rPr>
+                <w:b w:val="0"/>
+                <w:i w:val="0"/>
+              </w:rPr>
+              <w:t>The timetable is returned to the first user.</w:t>
+            </w:r>
+          </w:p>
+        </w:tc>
+        <w:tc>
+          <w:tcPr>
+            <w:tcW w:type="dxa" w:w="4320"/>
+          </w:tcPr>
+          <w:p>
+            <w:r/>
+          </w:p>
+        </w:tc>
+      </w:tr>
+    </w:tbl>
+    <w:p/>
+    <w:p>
+      <w:r>
+        <w:rPr>
+          <w:b/>
+          <w:i w:val="0"/>
+        </w:rPr>
+        <w:t>3.</w:t>
+      </w:r>
+      <w:r>
+        <w:rPr>
+          <w:b w:val="0"/>
+          <w:i w:val="0"/>
+        </w:rPr>
+        <w:t xml:space="preserve"> A developer proposes this caching design for the same website: </w:t>
+      </w:r>
+      <w:r>
+        <w:rPr>
+          <w:b w:val="0"/>
+          <w:i/>
+        </w:rPr>
+        <w:t>"Compute the full London → Manchester timetable once at midnight, store it in the cache, and serve that copy to every user all day. Never refresh it before the next midnight."</w:t>
       </w:r>
     </w:p>
     <w:p>
@@ -66,7 +653,7 @@
           <w:b w:val="0"/>
           <w:i w:val="0"/>
         </w:rPr>
-        <w:t xml:space="preserve">(a) Identify </w:t>
+        <w:t xml:space="preserve">(a) State </w:t>
       </w:r>
       <w:r>
         <w:rPr>
@@ -80,21 +667,77 @@
           <w:b w:val="0"/>
           <w:i w:val="0"/>
         </w:rPr>
-        <w:t xml:space="preserve"> input and </w:t>
+        <w:t xml:space="preserve"> benefit this design still provides. </w:t>
       </w:r>
       <w:r>
         <w:rPr>
           <w:b/>
           <w:i w:val="0"/>
         </w:rPr>
-        <w:t>one</w:t>
+        <w:t>[1]</w:t>
       </w:r>
       <w:r>
         <w:rPr>
           <w:b w:val="0"/>
           <w:i w:val="0"/>
         </w:rPr>
-        <w:t xml:space="preserve"> output of this routine. </w:t>
+        <w:t xml:space="preserve"> </w:t>
+      </w:r>
+      <w:r>
+        <w:rPr>
+          <w:b w:val="0"/>
+          <w:i/>
+        </w:rPr>
+        <w:t>(AO2)</w:t>
+      </w:r>
+    </w:p>
+    <w:tbl>
+      <w:tblPr>
+        <w:tblStyle w:val="TableGrid"/>
+        <w:tblW w:type="auto" w:w="0"/>
+        <w:tblLook w:firstColumn="1" w:firstRow="1" w:lastColumn="0" w:lastRow="0" w:noHBand="0" w:noVBand="1" w:val="04A0"/>
+      </w:tblPr>
+      <w:tblGrid>
+        <w:gridCol w:w="8640"/>
+      </w:tblGrid>
+      <w:tr>
+        <w:trPr>
+          <w:trHeight w:val="680" w:hRule="atLeast"/>
+        </w:trPr>
+        <w:tc>
+          <w:tcPr>
+            <w:tcW w:type="dxa" w:w="8640"/>
+          </w:tcPr>
+          <w:p>
+            <w:pPr>
+              <w:spacing w:before="40"/>
+            </w:pPr>
+          </w:p>
+        </w:tc>
+      </w:tr>
+    </w:tbl>
+    <w:p/>
+    <w:p>
+      <w:r>
+        <w:rPr>
+          <w:b w:val="0"/>
+          <w:i w:val="0"/>
+        </w:rPr>
+        <w:t xml:space="preserve">(b) Explain the </w:t>
+      </w:r>
+      <w:r>
+        <w:rPr>
+          <w:b/>
+          <w:i w:val="0"/>
+        </w:rPr>
+        <w:t>flaw</w:t>
+      </w:r>
+      <w:r>
+        <w:rPr>
+          <w:b w:val="0"/>
+          <w:i w:val="0"/>
+        </w:rPr>
+        <w:t xml:space="preserve"> in the design, referring to what happens if a train is delayed during the day. </w:t>
       </w:r>
       <w:r>
         <w:rPr>
@@ -145,26 +788,26 @@
     </w:tbl>
     <w:p/>
     <w:p>
-      <w:pPr>
-        <w:pBdr>
-          <w:bottom w:val="single" w:sz="6" w:space="1" w:color="AAAAAA"/>
-        </w:pBdr>
-      </w:pPr>
-    </w:p>
-    <w:p>
-      <w:pPr>
-        <w:pBdr>
-          <w:bottom w:val="single" w:sz="6" w:space="1" w:color="AAAAAA"/>
-        </w:pBdr>
-      </w:pPr>
-    </w:p>
-    <w:p>
       <w:r>
         <w:rPr>
           <w:b w:val="0"/>
           <w:i w:val="0"/>
         </w:rPr>
-        <w:t xml:space="preserve">(b) "Check the member has no unpaid fines" is part of this routine. State whether it is an input, an output or a process, and justify your answer. </w:t>
+        <w:t xml:space="preserve">(c) Suggest </w:t>
+      </w:r>
+      <w:r>
+        <w:rPr>
+          <w:b/>
+          <w:i w:val="0"/>
+        </w:rPr>
+        <w:t>one</w:t>
+      </w:r>
+      <w:r>
+        <w:rPr>
+          <w:b w:val="0"/>
+          <w:i w:val="0"/>
+        </w:rPr>
+        <w:t xml:space="preserve"> improvement to the design that keeps most of the benefit while reducing the flaw. </w:t>
       </w:r>
       <w:r>
         <w:rPr>
@@ -214,311 +857,6 @@
       </w:tr>
     </w:tbl>
     <w:p/>
-    <w:p>
-      <w:pPr>
-        <w:pBdr>
-          <w:bottom w:val="single" w:sz="6" w:space="1" w:color="AAAAAA"/>
-        </w:pBdr>
-      </w:pPr>
-    </w:p>
-    <w:p>
-      <w:r>
-        <w:rPr>
-          <w:b/>
-          <w:i w:val="0"/>
-        </w:rPr>
-        <w:t>2.</w:t>
-      </w:r>
-      <w:r>
-        <w:rPr>
-          <w:b w:val="0"/>
-          <w:i w:val="0"/>
-        </w:rPr>
-        <w:t xml:space="preserve"> Before a routine can mark a member's book as "returned", the system must first confirm the member actually has that book on loan.</w:t>
-      </w:r>
-    </w:p>
-    <w:p>
-      <w:r>
-        <w:rPr>
-          <w:b w:val="0"/>
-          <w:i w:val="0"/>
-        </w:rPr>
-        <w:t xml:space="preserve">State the </w:t>
-      </w:r>
-      <w:r>
-        <w:rPr>
-          <w:b/>
-          <w:i w:val="0"/>
-        </w:rPr>
-        <w:t>precondition</w:t>
-      </w:r>
-      <w:r>
-        <w:rPr>
-          <w:b w:val="0"/>
-          <w:i w:val="0"/>
-        </w:rPr>
-        <w:t xml:space="preserve"> for the "return book" routine and explain what could go wrong if the routine ran without checking it. </w:t>
-      </w:r>
-      <w:r>
-        <w:rPr>
-          <w:b/>
-          <w:i w:val="0"/>
-        </w:rPr>
-        <w:t>[2]</w:t>
-      </w:r>
-      <w:r>
-        <w:rPr>
-          <w:b w:val="0"/>
-          <w:i w:val="0"/>
-        </w:rPr>
-        <w:t xml:space="preserve"> </w:t>
-      </w:r>
-      <w:r>
-        <w:rPr>
-          <w:b w:val="0"/>
-          <w:i/>
-        </w:rPr>
-        <w:t>(AO2)</w:t>
-      </w:r>
-    </w:p>
-    <w:tbl>
-      <w:tblPr>
-        <w:tblStyle w:val="TableGrid"/>
-        <w:tblW w:type="auto" w:w="0"/>
-        <w:tblLook w:firstColumn="1" w:firstRow="1" w:lastColumn="0" w:lastRow="0" w:noHBand="0" w:noVBand="1" w:val="04A0"/>
-      </w:tblPr>
-      <w:tblGrid>
-        <w:gridCol w:w="8640"/>
-      </w:tblGrid>
-      <w:tr>
-        <w:trPr>
-          <w:trHeight w:val="1020" w:hRule="atLeast"/>
-        </w:trPr>
-        <w:tc>
-          <w:tcPr>
-            <w:tcW w:type="dxa" w:w="8640"/>
-          </w:tcPr>
-          <w:p>
-            <w:pPr>
-              <w:spacing w:before="40"/>
-            </w:pPr>
-          </w:p>
-        </w:tc>
-      </w:tr>
-    </w:tbl>
-    <w:p/>
-    <w:p>
-      <w:pPr>
-        <w:pBdr>
-          <w:bottom w:val="single" w:sz="6" w:space="1" w:color="AAAAAA"/>
-        </w:pBdr>
-      </w:pPr>
-    </w:p>
-    <w:p>
-      <w:pPr>
-        <w:pBdr>
-          <w:bottom w:val="single" w:sz="6" w:space="1" w:color="AAAAAA"/>
-        </w:pBdr>
-      </w:pPr>
-    </w:p>
-    <w:p>
-      <w:r>
-        <w:rPr>
-          <w:b/>
-          <w:i w:val="0"/>
-        </w:rPr>
-        <w:t>3.</w:t>
-      </w:r>
-      <w:r>
-        <w:rPr>
-          <w:b w:val="0"/>
-          <w:i w:val="0"/>
-        </w:rPr>
-        <w:t xml:space="preserve"> A train-times website looks up the same popular "London → Manchester" timetable for thousands of users every hour. The developers decide to </w:t>
-      </w:r>
-      <w:r>
-        <w:rPr>
-          <w:b/>
-          <w:i w:val="0"/>
-        </w:rPr>
-        <w:t>cache</w:t>
-      </w:r>
-      <w:r>
-        <w:rPr>
-          <w:b w:val="0"/>
-          <w:i w:val="0"/>
-        </w:rPr>
-        <w:t xml:space="preserve"> the computed timetable.</w:t>
-      </w:r>
-    </w:p>
-    <w:p>
-      <w:r>
-        <w:rPr>
-          <w:b w:val="0"/>
-          <w:i w:val="0"/>
-        </w:rPr>
-        <w:t xml:space="preserve">(a) Explain </w:t>
-      </w:r>
-      <w:r>
-        <w:rPr>
-          <w:b/>
-          <w:i w:val="0"/>
-        </w:rPr>
-        <w:t>one</w:t>
-      </w:r>
-      <w:r>
-        <w:rPr>
-          <w:b w:val="0"/>
-          <w:i w:val="0"/>
-        </w:rPr>
-        <w:t xml:space="preserve"> benefit of caching in this scenario. </w:t>
-      </w:r>
-      <w:r>
-        <w:rPr>
-          <w:b/>
-          <w:i w:val="0"/>
-        </w:rPr>
-        <w:t>[2]</w:t>
-      </w:r>
-      <w:r>
-        <w:rPr>
-          <w:b w:val="0"/>
-          <w:i w:val="0"/>
-        </w:rPr>
-        <w:t xml:space="preserve"> </w:t>
-      </w:r>
-      <w:r>
-        <w:rPr>
-          <w:b w:val="0"/>
-          <w:i/>
-        </w:rPr>
-        <w:t>(AO2)</w:t>
-      </w:r>
-    </w:p>
-    <w:tbl>
-      <w:tblPr>
-        <w:tblStyle w:val="TableGrid"/>
-        <w:tblW w:type="auto" w:w="0"/>
-        <w:tblLook w:firstColumn="1" w:firstRow="1" w:lastColumn="0" w:lastRow="0" w:noHBand="0" w:noVBand="1" w:val="04A0"/>
-      </w:tblPr>
-      <w:tblGrid>
-        <w:gridCol w:w="8640"/>
-      </w:tblGrid>
-      <w:tr>
-        <w:trPr>
-          <w:trHeight w:val="1020" w:hRule="atLeast"/>
-        </w:trPr>
-        <w:tc>
-          <w:tcPr>
-            <w:tcW w:type="dxa" w:w="8640"/>
-          </w:tcPr>
-          <w:p>
-            <w:pPr>
-              <w:spacing w:before="40"/>
-            </w:pPr>
-          </w:p>
-        </w:tc>
-      </w:tr>
-    </w:tbl>
-    <w:p/>
-    <w:p>
-      <w:pPr>
-        <w:pBdr>
-          <w:bottom w:val="single" w:sz="6" w:space="1" w:color="AAAAAA"/>
-        </w:pBdr>
-      </w:pPr>
-    </w:p>
-    <w:p>
-      <w:pPr>
-        <w:pBdr>
-          <w:bottom w:val="single" w:sz="6" w:space="1" w:color="AAAAAA"/>
-        </w:pBdr>
-      </w:pPr>
-    </w:p>
-    <w:p>
-      <w:r>
-        <w:rPr>
-          <w:b w:val="0"/>
-          <w:i w:val="0"/>
-        </w:rPr>
-        <w:t xml:space="preserve">(b) Explain </w:t>
-      </w:r>
-      <w:r>
-        <w:rPr>
-          <w:b/>
-          <w:i w:val="0"/>
-        </w:rPr>
-        <w:t>one</w:t>
-      </w:r>
-      <w:r>
-        <w:rPr>
-          <w:b w:val="0"/>
-          <w:i w:val="0"/>
-        </w:rPr>
-        <w:t xml:space="preserve"> trade-off, referring to what happens if a train is delayed. </w:t>
-      </w:r>
-      <w:r>
-        <w:rPr>
-          <w:b/>
-          <w:i w:val="0"/>
-        </w:rPr>
-        <w:t>[2]</w:t>
-      </w:r>
-      <w:r>
-        <w:rPr>
-          <w:b w:val="0"/>
-          <w:i w:val="0"/>
-        </w:rPr>
-        <w:t xml:space="preserve"> </w:t>
-      </w:r>
-      <w:r>
-        <w:rPr>
-          <w:b w:val="0"/>
-          <w:i/>
-        </w:rPr>
-        <w:t>(AO2)</w:t>
-      </w:r>
-    </w:p>
-    <w:tbl>
-      <w:tblPr>
-        <w:tblStyle w:val="TableGrid"/>
-        <w:tblW w:type="auto" w:w="0"/>
-        <w:tblLook w:firstColumn="1" w:firstRow="1" w:lastColumn="0" w:lastRow="0" w:noHBand="0" w:noVBand="1" w:val="04A0"/>
-      </w:tblPr>
-      <w:tblGrid>
-        <w:gridCol w:w="8640"/>
-      </w:tblGrid>
-      <w:tr>
-        <w:trPr>
-          <w:trHeight w:val="1020" w:hRule="atLeast"/>
-        </w:trPr>
-        <w:tc>
-          <w:tcPr>
-            <w:tcW w:type="dxa" w:w="8640"/>
-          </w:tcPr>
-          <w:p>
-            <w:pPr>
-              <w:spacing w:before="40"/>
-            </w:pPr>
-          </w:p>
-        </w:tc>
-      </w:tr>
-    </w:tbl>
-    <w:p/>
-    <w:p>
-      <w:pPr>
-        <w:pBdr>
-          <w:bottom w:val="single" w:sz="6" w:space="1" w:color="AAAAAA"/>
-        </w:pBdr>
-      </w:pPr>
-    </w:p>
-    <w:p>
-      <w:pPr>
-        <w:pBdr>
-          <w:bottom w:val="single" w:sz="6" w:space="1" w:color="AAAAAA"/>
-        </w:pBdr>
-      </w:pPr>
-    </w:p>
     <w:p>
       <w:r>
         <w:rPr>
@@ -610,20 +948,6 @@
       </w:tr>
     </w:tbl>
     <w:p/>
-    <w:p>
-      <w:pPr>
-        <w:pBdr>
-          <w:bottom w:val="single" w:sz="6" w:space="1" w:color="AAAAAA"/>
-        </w:pBdr>
-      </w:pPr>
-    </w:p>
-    <w:p>
-      <w:pPr>
-        <w:pBdr>
-          <w:bottom w:val="single" w:sz="6" w:space="1" w:color="AAAAAA"/>
-        </w:pBdr>
-      </w:pPr>
-    </w:p>
     <w:p>
       <w:r>
         <w:rPr>
@@ -757,34 +1081,6 @@
       </w:tr>
     </w:tbl>
     <w:p/>
-    <w:p>
-      <w:pPr>
-        <w:pBdr>
-          <w:bottom w:val="single" w:sz="6" w:space="1" w:color="AAAAAA"/>
-        </w:pBdr>
-      </w:pPr>
-    </w:p>
-    <w:p>
-      <w:pPr>
-        <w:pBdr>
-          <w:bottom w:val="single" w:sz="6" w:space="1" w:color="AAAAAA"/>
-        </w:pBdr>
-      </w:pPr>
-    </w:p>
-    <w:p>
-      <w:pPr>
-        <w:pBdr>
-          <w:bottom w:val="single" w:sz="6" w:space="1" w:color="AAAAAA"/>
-        </w:pBdr>
-      </w:pPr>
-    </w:p>
-    <w:p>
-      <w:pPr>
-        <w:pBdr>
-          <w:bottom w:val="single" w:sz="6" w:space="1" w:color="AAAAAA"/>
-        </w:pBdr>
-      </w:pPr>
-    </w:p>
     <w:p>
       <w:pPr>
         <w:pStyle w:val="Heading2"/>
@@ -931,20 +1227,6 @@
     </w:tbl>
     <w:p/>
     <w:p>
-      <w:pPr>
-        <w:pBdr>
-          <w:bottom w:val="single" w:sz="6" w:space="1" w:color="AAAAAA"/>
-        </w:pBdr>
-      </w:pPr>
-    </w:p>
-    <w:p>
-      <w:pPr>
-        <w:pBdr>
-          <w:bottom w:val="single" w:sz="6" w:space="1" w:color="AAAAAA"/>
-        </w:pBdr>
-      </w:pPr>
-    </w:p>
-    <w:p>
       <w:r>
         <w:rPr>
           <w:b/>
@@ -1035,20 +1317,6 @@
       </w:tr>
     </w:tbl>
     <w:p/>
-    <w:p>
-      <w:pPr>
-        <w:pBdr>
-          <w:bottom w:val="single" w:sz="6" w:space="1" w:color="AAAAAA"/>
-        </w:pBdr>
-      </w:pPr>
-    </w:p>
-    <w:p>
-      <w:pPr>
-        <w:pBdr>
-          <w:bottom w:val="single" w:sz="6" w:space="1" w:color="AAAAAA"/>
-        </w:pBdr>
-      </w:pPr>
-    </w:p>
     <w:p>
       <w:r>
         <w:rPr>
@@ -1154,20 +1422,6 @@
       </w:tr>
     </w:tbl>
     <w:p/>
-    <w:p>
-      <w:pPr>
-        <w:pBdr>
-          <w:bottom w:val="single" w:sz="6" w:space="1" w:color="AAAAAA"/>
-        </w:pBdr>
-      </w:pPr>
-    </w:p>
-    <w:p>
-      <w:pPr>
-        <w:pBdr>
-          <w:bottom w:val="single" w:sz="6" w:space="1" w:color="AAAAAA"/>
-        </w:pBdr>
-      </w:pPr>
-    </w:p>
     <w:p>
       <w:pPr>
         <w:pBdr>
